--- a/pesaje/analytica/Report/PrintActaEntregaCompleto.docx
+++ b/pesaje/analytica/Report/PrintActaEntregaCompleto.docx
@@ -1,6 +1,6 @@
 
 <file path=word/document.xml><?xml version="1.0" encoding="utf-8"?>
-<w:document xmlns:wpc="http://schemas.microsoft.com/office/word/2010/wordprocessingCanvas" xmlns:cx="http://schemas.microsoft.com/office/drawing/2014/chartex" xmlns:cx1="http://schemas.microsoft.com/office/drawing/2015/9/8/chartex" xmlns:cx2="http://schemas.microsoft.com/office/drawing/2015/10/21/chartex" xmlns:cx3="http://schemas.microsoft.com/office/drawing/2016/5/9/chartex" xmlns:cx4="http://schemas.microsoft.com/office/drawing/2016/5/10/chartex" xmlns:cx5="http://schemas.microsoft.com/office/drawing/2016/5/11/chartex" xmlns:cx6="http://schemas.microsoft.com/office/drawing/2016/5/12/chartex" xmlns:cx7="http://schemas.microsoft.com/office/drawing/2016/5/13/chartex" xmlns:cx8="http://schemas.microsoft.com/office/drawing/2016/5/14/chartex" xmlns:mc="http://schemas.openxmlformats.org/markup-compatibility/2006" xmlns:aink="http://schemas.microsoft.com/office/drawing/2016/ink" xmlns:am3d="http://schemas.microsoft.com/office/drawing/2017/model3d" xmlns:o="urn:schemas-microsoft-com:office:office" xmlns:oel="http://schemas.microsoft.com/office/2019/extlst" xmlns:r="http://schemas.openxmlformats.org/officeDocument/2006/relationships" xmlns:m="http://schemas.openxmlformats.org/officeDocument/2006/math" xmlns:v="urn:schemas-microsoft-com:vml" xmlns:wp14="http://schemas.microsoft.com/office/word/2010/wordprocessingDrawing" xmlns:wp="http://schemas.openxmlformats.org/drawingml/2006/wordprocessingDrawing" xmlns:w10="urn:schemas-microsoft-com:office:word" xmlns:w="http://schemas.openxmlformats.org/wordprocessingml/2006/main" xmlns:w14="http://schemas.microsoft.com/office/word/2010/wordml" xmlns:w15="http://schemas.microsoft.com/office/word/2012/wordml" xmlns:w16cei="http://schemas.microsoft.com/office/word/2026/wordml/cei" xmlns:w16cex="http://schemas.microsoft.com/office/word/2018/wordml/cex" xmlns:w16cid="http://schemas.microsoft.com/office/word/2016/wordml/cid" xmlns:w16="http://schemas.microsoft.com/office/word/2018/wordml" xmlns:w16du="http://schemas.microsoft.com/office/word/2023/wordml/word16du" xmlns:w16sdtdh="http://schemas.microsoft.com/office/word/2020/wordml/sdtdatahash" xmlns:w16sdtfl="http://schemas.microsoft.com/office/word/2024/wordml/sdtformatlock" xmlns:w16se="http://schemas.microsoft.com/office/word/2015/wordml/symex" xmlns:wpg="http://schemas.microsoft.com/office/word/2010/wordprocessingGroup" xmlns:wpi="http://schemas.microsoft.com/office/word/2010/wordprocessingInk" xmlns:wne="http://schemas.microsoft.com/office/word/2006/wordml" xmlns:wps="http://schemas.microsoft.com/office/word/2010/wordprocessingShape" mc:Ignorable="w14 w15 w16se w16cid w16 w16cex w16sdtdh w16sdtfl w16du wp14">
+<w:document xmlns:wpc="http://schemas.microsoft.com/office/word/2010/wordprocessingCanvas" xmlns:cx="http://schemas.microsoft.com/office/drawing/2014/chartex" xmlns:cx1="http://schemas.microsoft.com/office/drawing/2015/9/8/chartex" xmlns:cx2="http://schemas.microsoft.com/office/drawing/2015/10/21/chartex" xmlns:cx3="http://schemas.microsoft.com/office/drawing/2016/5/9/chartex" xmlns:cx4="http://schemas.microsoft.com/office/drawing/2016/5/10/chartex" xmlns:cx5="http://schemas.microsoft.com/office/drawing/2016/5/11/chartex" xmlns:cx6="http://schemas.microsoft.com/office/drawing/2016/5/12/chartex" xmlns:cx7="http://schemas.microsoft.com/office/drawing/2016/5/13/chartex" xmlns:cx8="http://schemas.microsoft.com/office/drawing/2016/5/14/chartex" xmlns:mc="http://schemas.openxmlformats.org/markup-compatibility/2006" xmlns:aink="http://schemas.microsoft.com/office/drawing/2016/ink" xmlns:am3d="http://schemas.microsoft.com/office/drawing/2017/model3d" xmlns:o="urn:schemas-microsoft-com:office:office" xmlns:oel="http://schemas.microsoft.com/office/2019/extlst" xmlns:r="http://schemas.openxmlformats.org/officeDocument/2006/relationships" xmlns:m="http://schemas.openxmlformats.org/officeDocument/2006/math" xmlns:v="urn:schemas-microsoft-com:vml" xmlns:wp14="http://schemas.microsoft.com/office/word/2010/wordprocessingDrawing" xmlns:wp="http://schemas.openxmlformats.org/drawingml/2006/wordprocessingDrawing" xmlns:w10="urn:schemas-microsoft-com:office:word" xmlns:w="http://schemas.openxmlformats.org/wordprocessingml/2006/main" xmlns:w14="http://schemas.microsoft.com/office/word/2010/wordml" xmlns:w15="http://schemas.microsoft.com/office/word/2012/wordml" xmlns:w16cex="http://schemas.microsoft.com/office/word/2018/wordml/cex" xmlns:w16cid="http://schemas.microsoft.com/office/word/2016/wordml/cid" xmlns:w16="http://schemas.microsoft.com/office/word/2018/wordml" xmlns:w16du="http://schemas.microsoft.com/office/word/2023/wordml/word16du" xmlns:w16sdtdh="http://schemas.microsoft.com/office/word/2020/wordml/sdtdatahash" xmlns:w16sdtfl="http://schemas.microsoft.com/office/word/2024/wordml/sdtformatlock" xmlns:w16se="http://schemas.microsoft.com/office/word/2015/wordml/symex" xmlns:wpg="http://schemas.microsoft.com/office/word/2010/wordprocessingGroup" xmlns:wpi="http://schemas.microsoft.com/office/word/2010/wordprocessingInk" xmlns:wne="http://schemas.microsoft.com/office/word/2006/wordml" xmlns:wps="http://schemas.microsoft.com/office/word/2010/wordprocessingShape" mc:Ignorable="w14 w15 w16se w16cid w16 w16cex w16sdtdh w16sdtfl w16du wp14">
   <w:body>
     <w:tbl>
       <w:tblPr>
@@ -1097,7 +1097,7 @@
                 <w:sz w:val="16"/>
                 <w:szCs w:val="16"/>
               </w:rPr>
-              <w:t>MINERAL RELAVE</w:t>
+              <w:t>MINERAL</w:t>
             </w:r>
           </w:p>
         </w:tc>
@@ -7497,7 +7497,6 @@
                 <w:szCs w:val="16"/>
               </w:rPr>
             </w:pPr>
-            <w:proofErr w:type="gramStart"/>
             <w:r>
               <w:rPr>
                 <w:rFonts w:ascii="Arial" w:hAnsi="Arial" w:cs="Arial"/>
@@ -7508,35 +7507,8 @@
                 <w:szCs w:val="16"/>
                 <w:lang w:val="es-PE"/>
               </w:rPr>
-              <w:t>Ticket</w:t>
-            </w:r>
-            <w:proofErr w:type="gramEnd"/>
-            <w:r>
-              <w:rPr>
-                <w:rFonts w:ascii="Arial" w:hAnsi="Arial" w:cs="Arial"/>
-                <w:b/>
-                <w:bCs/>
-                <w:color w:val="auto"/>
-                <w:sz w:val="16"/>
-                <w:szCs w:val="16"/>
-                <w:lang w:val="es-PE"/>
-              </w:rPr>
-              <w:t xml:space="preserve"> de Pesaje </w:t>
-            </w:r>
-            <w:proofErr w:type="spellStart"/>
-            <w:r>
-              <w:rPr>
-                <w:rFonts w:ascii="Arial" w:hAnsi="Arial" w:cs="Arial"/>
-                <w:b/>
-                <w:bCs/>
-                <w:color w:val="auto"/>
-                <w:sz w:val="16"/>
-                <w:szCs w:val="16"/>
-                <w:lang w:val="es-PE"/>
-              </w:rPr>
-              <w:t>N°</w:t>
-            </w:r>
-            <w:proofErr w:type="spellEnd"/>
+              <w:t>Ticket de Pesaje N°</w:t>
+            </w:r>
           </w:p>
         </w:tc>
         <w:tc>
@@ -8685,7 +8657,6 @@
                 <w:szCs w:val="16"/>
               </w:rPr>
             </w:pPr>
-            <w:proofErr w:type="spellStart"/>
             <w:r>
               <w:rPr>
                 <w:rFonts w:ascii="Arial" w:hAnsi="Arial" w:cs="Arial"/>
@@ -8696,20 +8667,7 @@
                 <w:szCs w:val="16"/>
                 <w:lang w:val="es-PE"/>
               </w:rPr>
-              <w:t>N°</w:t>
-            </w:r>
-            <w:proofErr w:type="spellEnd"/>
-            <w:r>
-              <w:rPr>
-                <w:rFonts w:ascii="Arial" w:hAnsi="Arial" w:cs="Arial"/>
-                <w:b/>
-                <w:bCs/>
-                <w:color w:val="auto"/>
-                <w:sz w:val="16"/>
-                <w:szCs w:val="16"/>
-                <w:lang w:val="es-PE"/>
-              </w:rPr>
-              <w:t xml:space="preserve"> Doc / Guia R.</w:t>
+              <w:t>N° Doc / Guia R.</w:t>
             </w:r>
           </w:p>
         </w:tc>
@@ -10779,7 +10737,7 @@
 </file>
 
 <file path=word/endnotes.xml><?xml version="1.0" encoding="utf-8"?>
-<w:endnotes xmlns:wpc="http://schemas.microsoft.com/office/word/2010/wordprocessingCanvas" xmlns:cx="http://schemas.microsoft.com/office/drawing/2014/chartex" xmlns:cx1="http://schemas.microsoft.com/office/drawing/2015/9/8/chartex" xmlns:cx2="http://schemas.microsoft.com/office/drawing/2015/10/21/chartex" xmlns:cx3="http://schemas.microsoft.com/office/drawing/2016/5/9/chartex" xmlns:cx4="http://schemas.microsoft.com/office/drawing/2016/5/10/chartex" xmlns:cx5="http://schemas.microsoft.com/office/drawing/2016/5/11/chartex" xmlns:cx6="http://schemas.microsoft.com/office/drawing/2016/5/12/chartex" xmlns:cx7="http://schemas.microsoft.com/office/drawing/2016/5/13/chartex" xmlns:cx8="http://schemas.microsoft.com/office/drawing/2016/5/14/chartex" xmlns:mc="http://schemas.openxmlformats.org/markup-compatibility/2006" xmlns:aink="http://schemas.microsoft.com/office/drawing/2016/ink" xmlns:am3d="http://schemas.microsoft.com/office/drawing/2017/model3d" xmlns:o="urn:schemas-microsoft-com:office:office" xmlns:oel="http://schemas.microsoft.com/office/2019/extlst" xmlns:r="http://schemas.openxmlformats.org/officeDocument/2006/relationships" xmlns:m="http://schemas.openxmlformats.org/officeDocument/2006/math" xmlns:v="urn:schemas-microsoft-com:vml" xmlns:wp14="http://schemas.microsoft.com/office/word/2010/wordprocessingDrawing" xmlns:wp="http://schemas.openxmlformats.org/drawingml/2006/wordprocessingDrawing" xmlns:w10="urn:schemas-microsoft-com:office:word" xmlns:w="http://schemas.openxmlformats.org/wordprocessingml/2006/main" xmlns:w14="http://schemas.microsoft.com/office/word/2010/wordml" xmlns:w15="http://schemas.microsoft.com/office/word/2012/wordml" xmlns:w16cei="http://schemas.microsoft.com/office/word/2026/wordml/cei" xmlns:w16cex="http://schemas.microsoft.com/office/word/2018/wordml/cex" xmlns:w16cid="http://schemas.microsoft.com/office/word/2016/wordml/cid" xmlns:w16="http://schemas.microsoft.com/office/word/2018/wordml" xmlns:w16du="http://schemas.microsoft.com/office/word/2023/wordml/word16du" xmlns:w16sdtdh="http://schemas.microsoft.com/office/word/2020/wordml/sdtdatahash" xmlns:w16sdtfl="http://schemas.microsoft.com/office/word/2024/wordml/sdtformatlock" xmlns:w16se="http://schemas.microsoft.com/office/word/2015/wordml/symex" xmlns:wpg="http://schemas.microsoft.com/office/word/2010/wordprocessingGroup" xmlns:wpi="http://schemas.microsoft.com/office/word/2010/wordprocessingInk" xmlns:wne="http://schemas.microsoft.com/office/word/2006/wordml" xmlns:wps="http://schemas.microsoft.com/office/word/2010/wordprocessingShape" mc:Ignorable="w14 w15 w16se w16cid w16 w16cex w16sdtdh w16sdtfl w16du wp14">
+<w:endnotes xmlns:wpc="http://schemas.microsoft.com/office/word/2010/wordprocessingCanvas" xmlns:cx="http://schemas.microsoft.com/office/drawing/2014/chartex" xmlns:cx1="http://schemas.microsoft.com/office/drawing/2015/9/8/chartex" xmlns:cx2="http://schemas.microsoft.com/office/drawing/2015/10/21/chartex" xmlns:cx3="http://schemas.microsoft.com/office/drawing/2016/5/9/chartex" xmlns:cx4="http://schemas.microsoft.com/office/drawing/2016/5/10/chartex" xmlns:cx5="http://schemas.microsoft.com/office/drawing/2016/5/11/chartex" xmlns:cx6="http://schemas.microsoft.com/office/drawing/2016/5/12/chartex" xmlns:cx7="http://schemas.microsoft.com/office/drawing/2016/5/13/chartex" xmlns:cx8="http://schemas.microsoft.com/office/drawing/2016/5/14/chartex" xmlns:mc="http://schemas.openxmlformats.org/markup-compatibility/2006" xmlns:aink="http://schemas.microsoft.com/office/drawing/2016/ink" xmlns:am3d="http://schemas.microsoft.com/office/drawing/2017/model3d" xmlns:o="urn:schemas-microsoft-com:office:office" xmlns:oel="http://schemas.microsoft.com/office/2019/extlst" xmlns:r="http://schemas.openxmlformats.org/officeDocument/2006/relationships" xmlns:m="http://schemas.openxmlformats.org/officeDocument/2006/math" xmlns:v="urn:schemas-microsoft-com:vml" xmlns:wp14="http://schemas.microsoft.com/office/word/2010/wordprocessingDrawing" xmlns:wp="http://schemas.openxmlformats.org/drawingml/2006/wordprocessingDrawing" xmlns:w10="urn:schemas-microsoft-com:office:word" xmlns:w="http://schemas.openxmlformats.org/wordprocessingml/2006/main" xmlns:w14="http://schemas.microsoft.com/office/word/2010/wordml" xmlns:w15="http://schemas.microsoft.com/office/word/2012/wordml" xmlns:w16cex="http://schemas.microsoft.com/office/word/2018/wordml/cex" xmlns:w16cid="http://schemas.microsoft.com/office/word/2016/wordml/cid" xmlns:w16="http://schemas.microsoft.com/office/word/2018/wordml" xmlns:w16du="http://schemas.microsoft.com/office/word/2023/wordml/word16du" xmlns:w16sdtdh="http://schemas.microsoft.com/office/word/2020/wordml/sdtdatahash" xmlns:w16sdtfl="http://schemas.microsoft.com/office/word/2024/wordml/sdtformatlock" xmlns:w16se="http://schemas.microsoft.com/office/word/2015/wordml/symex" xmlns:wpg="http://schemas.microsoft.com/office/word/2010/wordprocessingGroup" xmlns:wpi="http://schemas.microsoft.com/office/word/2010/wordprocessingInk" xmlns:wne="http://schemas.microsoft.com/office/word/2006/wordml" xmlns:wps="http://schemas.microsoft.com/office/word/2010/wordprocessingShape" mc:Ignorable="w14 w15 w16se w16cid w16 w16cex w16sdtdh w16sdtfl w16du wp14">
   <w:endnote w:type="separator" w:id="-1">
     <w:p>
       <w:pPr>
@@ -10804,7 +10762,7 @@
 </file>
 
 <file path=word/footer1.xml><?xml version="1.0" encoding="utf-8"?>
-<w:ftr xmlns:wpc="http://schemas.microsoft.com/office/word/2010/wordprocessingCanvas" xmlns:cx="http://schemas.microsoft.com/office/drawing/2014/chartex" xmlns:cx1="http://schemas.microsoft.com/office/drawing/2015/9/8/chartex" xmlns:cx2="http://schemas.microsoft.com/office/drawing/2015/10/21/chartex" xmlns:cx3="http://schemas.microsoft.com/office/drawing/2016/5/9/chartex" xmlns:cx4="http://schemas.microsoft.com/office/drawing/2016/5/10/chartex" xmlns:cx5="http://schemas.microsoft.com/office/drawing/2016/5/11/chartex" xmlns:cx6="http://schemas.microsoft.com/office/drawing/2016/5/12/chartex" xmlns:cx7="http://schemas.microsoft.com/office/drawing/2016/5/13/chartex" xmlns:cx8="http://schemas.microsoft.com/office/drawing/2016/5/14/chartex" xmlns:mc="http://schemas.openxmlformats.org/markup-compatibility/2006" xmlns:aink="http://schemas.microsoft.com/office/drawing/2016/ink" xmlns:am3d="http://schemas.microsoft.com/office/drawing/2017/model3d" xmlns:o="urn:schemas-microsoft-com:office:office" xmlns:oel="http://schemas.microsoft.com/office/2019/extlst" xmlns:r="http://schemas.openxmlformats.org/officeDocument/2006/relationships" xmlns:m="http://schemas.openxmlformats.org/officeDocument/2006/math" xmlns:v="urn:schemas-microsoft-com:vml" xmlns:wp14="http://schemas.microsoft.com/office/word/2010/wordprocessingDrawing" xmlns:wp="http://schemas.openxmlformats.org/drawingml/2006/wordprocessingDrawing" xmlns:w10="urn:schemas-microsoft-com:office:word" xmlns:w="http://schemas.openxmlformats.org/wordprocessingml/2006/main" xmlns:w14="http://schemas.microsoft.com/office/word/2010/wordml" xmlns:w15="http://schemas.microsoft.com/office/word/2012/wordml" xmlns:w16cei="http://schemas.microsoft.com/office/word/2026/wordml/cei" xmlns:w16cex="http://schemas.microsoft.com/office/word/2018/wordml/cex" xmlns:w16cid="http://schemas.microsoft.com/office/word/2016/wordml/cid" xmlns:w16="http://schemas.microsoft.com/office/word/2018/wordml" xmlns:w16du="http://schemas.microsoft.com/office/word/2023/wordml/word16du" xmlns:w16sdtdh="http://schemas.microsoft.com/office/word/2020/wordml/sdtdatahash" xmlns:w16sdtfl="http://schemas.microsoft.com/office/word/2024/wordml/sdtformatlock" xmlns:w16se="http://schemas.microsoft.com/office/word/2015/wordml/symex" xmlns:wpg="http://schemas.microsoft.com/office/word/2010/wordprocessingGroup" xmlns:wpi="http://schemas.microsoft.com/office/word/2010/wordprocessingInk" xmlns:wne="http://schemas.microsoft.com/office/word/2006/wordml" xmlns:wps="http://schemas.microsoft.com/office/word/2010/wordprocessingShape" mc:Ignorable="w14 w15 w16se w16cid w16 w16cex w16sdtdh w16sdtfl w16du wp14">
+<w:ftr xmlns:wpc="http://schemas.microsoft.com/office/word/2010/wordprocessingCanvas" xmlns:cx="http://schemas.microsoft.com/office/drawing/2014/chartex" xmlns:cx1="http://schemas.microsoft.com/office/drawing/2015/9/8/chartex" xmlns:cx2="http://schemas.microsoft.com/office/drawing/2015/10/21/chartex" xmlns:cx3="http://schemas.microsoft.com/office/drawing/2016/5/9/chartex" xmlns:cx4="http://schemas.microsoft.com/office/drawing/2016/5/10/chartex" xmlns:cx5="http://schemas.microsoft.com/office/drawing/2016/5/11/chartex" xmlns:cx6="http://schemas.microsoft.com/office/drawing/2016/5/12/chartex" xmlns:cx7="http://schemas.microsoft.com/office/drawing/2016/5/13/chartex" xmlns:cx8="http://schemas.microsoft.com/office/drawing/2016/5/14/chartex" xmlns:mc="http://schemas.openxmlformats.org/markup-compatibility/2006" xmlns:aink="http://schemas.microsoft.com/office/drawing/2016/ink" xmlns:am3d="http://schemas.microsoft.com/office/drawing/2017/model3d" xmlns:o="urn:schemas-microsoft-com:office:office" xmlns:oel="http://schemas.microsoft.com/office/2019/extlst" xmlns:r="http://schemas.openxmlformats.org/officeDocument/2006/relationships" xmlns:m="http://schemas.openxmlformats.org/officeDocument/2006/math" xmlns:v="urn:schemas-microsoft-com:vml" xmlns:wp14="http://schemas.microsoft.com/office/word/2010/wordprocessingDrawing" xmlns:wp="http://schemas.openxmlformats.org/drawingml/2006/wordprocessingDrawing" xmlns:w10="urn:schemas-microsoft-com:office:word" xmlns:w="http://schemas.openxmlformats.org/wordprocessingml/2006/main" xmlns:w14="http://schemas.microsoft.com/office/word/2010/wordml" xmlns:w15="http://schemas.microsoft.com/office/word/2012/wordml" xmlns:w16cex="http://schemas.microsoft.com/office/word/2018/wordml/cex" xmlns:w16cid="http://schemas.microsoft.com/office/word/2016/wordml/cid" xmlns:w16="http://schemas.microsoft.com/office/word/2018/wordml" xmlns:w16du="http://schemas.microsoft.com/office/word/2023/wordml/word16du" xmlns:w16sdtdh="http://schemas.microsoft.com/office/word/2020/wordml/sdtdatahash" xmlns:w16sdtfl="http://schemas.microsoft.com/office/word/2024/wordml/sdtformatlock" xmlns:w16se="http://schemas.microsoft.com/office/word/2015/wordml/symex" xmlns:wpg="http://schemas.microsoft.com/office/word/2010/wordprocessingGroup" xmlns:wpi="http://schemas.microsoft.com/office/word/2010/wordprocessingInk" xmlns:wne="http://schemas.microsoft.com/office/word/2006/wordml" xmlns:wps="http://schemas.microsoft.com/office/word/2010/wordprocessingShape" mc:Ignorable="w14 w15 w16se w16cid w16 w16cex w16sdtdh w16sdtfl w16du wp14">
   <w:tbl>
     <w:tblPr>
       <w:tblStyle w:val="Tablaconcuadrcula"/>
@@ -11019,7 +10977,7 @@
 </file>
 
 <file path=word/footnotes.xml><?xml version="1.0" encoding="utf-8"?>
-<w:footnotes xmlns:wpc="http://schemas.microsoft.com/office/word/2010/wordprocessingCanvas" xmlns:cx="http://schemas.microsoft.com/office/drawing/2014/chartex" xmlns:cx1="http://schemas.microsoft.com/office/drawing/2015/9/8/chartex" xmlns:cx2="http://schemas.microsoft.com/office/drawing/2015/10/21/chartex" xmlns:cx3="http://schemas.microsoft.com/office/drawing/2016/5/9/chartex" xmlns:cx4="http://schemas.microsoft.com/office/drawing/2016/5/10/chartex" xmlns:cx5="http://schemas.microsoft.com/office/drawing/2016/5/11/chartex" xmlns:cx6="http://schemas.microsoft.com/office/drawing/2016/5/12/chartex" xmlns:cx7="http://schemas.microsoft.com/office/drawing/2016/5/13/chartex" xmlns:cx8="http://schemas.microsoft.com/office/drawing/2016/5/14/chartex" xmlns:mc="http://schemas.openxmlformats.org/markup-compatibility/2006" xmlns:aink="http://schemas.microsoft.com/office/drawing/2016/ink" xmlns:am3d="http://schemas.microsoft.com/office/drawing/2017/model3d" xmlns:o="urn:schemas-microsoft-com:office:office" xmlns:oel="http://schemas.microsoft.com/office/2019/extlst" xmlns:r="http://schemas.openxmlformats.org/officeDocument/2006/relationships" xmlns:m="http://schemas.openxmlformats.org/officeDocument/2006/math" xmlns:v="urn:schemas-microsoft-com:vml" xmlns:wp14="http://schemas.microsoft.com/office/word/2010/wordprocessingDrawing" xmlns:wp="http://schemas.openxmlformats.org/drawingml/2006/wordprocessingDrawing" xmlns:w10="urn:schemas-microsoft-com:office:word" xmlns:w="http://schemas.openxmlformats.org/wordprocessingml/2006/main" xmlns:w14="http://schemas.microsoft.com/office/word/2010/wordml" xmlns:w15="http://schemas.microsoft.com/office/word/2012/wordml" xmlns:w16cei="http://schemas.microsoft.com/office/word/2026/wordml/cei" xmlns:w16cex="http://schemas.microsoft.com/office/word/2018/wordml/cex" xmlns:w16cid="http://schemas.microsoft.com/office/word/2016/wordml/cid" xmlns:w16="http://schemas.microsoft.com/office/word/2018/wordml" xmlns:w16du="http://schemas.microsoft.com/office/word/2023/wordml/word16du" xmlns:w16sdtdh="http://schemas.microsoft.com/office/word/2020/wordml/sdtdatahash" xmlns:w16sdtfl="http://schemas.microsoft.com/office/word/2024/wordml/sdtformatlock" xmlns:w16se="http://schemas.microsoft.com/office/word/2015/wordml/symex" xmlns:wpg="http://schemas.microsoft.com/office/word/2010/wordprocessingGroup" xmlns:wpi="http://schemas.microsoft.com/office/word/2010/wordprocessingInk" xmlns:wne="http://schemas.microsoft.com/office/word/2006/wordml" xmlns:wps="http://schemas.microsoft.com/office/word/2010/wordprocessingShape" mc:Ignorable="w14 w15 w16se w16cid w16 w16cex w16sdtdh w16sdtfl w16du wp14">
+<w:footnotes xmlns:wpc="http://schemas.microsoft.com/office/word/2010/wordprocessingCanvas" xmlns:cx="http://schemas.microsoft.com/office/drawing/2014/chartex" xmlns:cx1="http://schemas.microsoft.com/office/drawing/2015/9/8/chartex" xmlns:cx2="http://schemas.microsoft.com/office/drawing/2015/10/21/chartex" xmlns:cx3="http://schemas.microsoft.com/office/drawing/2016/5/9/chartex" xmlns:cx4="http://schemas.microsoft.com/office/drawing/2016/5/10/chartex" xmlns:cx5="http://schemas.microsoft.com/office/drawing/2016/5/11/chartex" xmlns:cx6="http://schemas.microsoft.com/office/drawing/2016/5/12/chartex" xmlns:cx7="http://schemas.microsoft.com/office/drawing/2016/5/13/chartex" xmlns:cx8="http://schemas.microsoft.com/office/drawing/2016/5/14/chartex" xmlns:mc="http://schemas.openxmlformats.org/markup-compatibility/2006" xmlns:aink="http://schemas.microsoft.com/office/drawing/2016/ink" xmlns:am3d="http://schemas.microsoft.com/office/drawing/2017/model3d" xmlns:o="urn:schemas-microsoft-com:office:office" xmlns:oel="http://schemas.microsoft.com/office/2019/extlst" xmlns:r="http://schemas.openxmlformats.org/officeDocument/2006/relationships" xmlns:m="http://schemas.openxmlformats.org/officeDocument/2006/math" xmlns:v="urn:schemas-microsoft-com:vml" xmlns:wp14="http://schemas.microsoft.com/office/word/2010/wordprocessingDrawing" xmlns:wp="http://schemas.openxmlformats.org/drawingml/2006/wordprocessingDrawing" xmlns:w10="urn:schemas-microsoft-com:office:word" xmlns:w="http://schemas.openxmlformats.org/wordprocessingml/2006/main" xmlns:w14="http://schemas.microsoft.com/office/word/2010/wordml" xmlns:w15="http://schemas.microsoft.com/office/word/2012/wordml" xmlns:w16cex="http://schemas.microsoft.com/office/word/2018/wordml/cex" xmlns:w16cid="http://schemas.microsoft.com/office/word/2016/wordml/cid" xmlns:w16="http://schemas.microsoft.com/office/word/2018/wordml" xmlns:w16du="http://schemas.microsoft.com/office/word/2023/wordml/word16du" xmlns:w16sdtdh="http://schemas.microsoft.com/office/word/2020/wordml/sdtdatahash" xmlns:w16sdtfl="http://schemas.microsoft.com/office/word/2024/wordml/sdtformatlock" xmlns:w16se="http://schemas.microsoft.com/office/word/2015/wordml/symex" xmlns:wpg="http://schemas.microsoft.com/office/word/2010/wordprocessingGroup" xmlns:wpi="http://schemas.microsoft.com/office/word/2010/wordprocessingInk" xmlns:wne="http://schemas.microsoft.com/office/word/2006/wordml" xmlns:wps="http://schemas.microsoft.com/office/word/2010/wordprocessingShape" mc:Ignorable="w14 w15 w16se w16cid w16 w16cex w16sdtdh w16sdtfl w16du wp14">
   <w:footnote w:type="separator" w:id="-1">
     <w:p>
       <w:pPr>
